--- a/sem2/manual_2_oop/lab10/RIS-25-2B-Ilinov-lab10-otchet.docx
+++ b/sem2/manual_2_oop/lab10/RIS-25-2B-Ilinov-lab10-otchet.docx
@@ -807,6 +807,7 @@
     <w:p>
       <w:pPr>
         <w:pStyle w:val="Normal"/>
+        <w:spacing w:before="0" w:after="160"/>
         <w:rPr>
           <w:rFonts w:ascii="Times New Roman" w:hAnsi="Times New Roman" w:cs="Times New Roman"/>
           <w:iCs/>
@@ -929,15 +930,7 @@
         <w:br/>
         <w:t>2. Формат вывода: first:second.</w:t>
         <w:br/>
-        <w:t xml:space="preserve">3. </w:t>
-      </w:r>
-      <w:r>
-        <w:rPr/>
-        <w:t>Для удаления и поиска нужны операторы сравнения</w:t>
-      </w:r>
-      <w:r>
-        <w:rPr/>
-        <w:t>.</w:t>
+        <w:t>3. Для удаления и поиска нужны операторы сравнения.</w:t>
         <w:br/>
         <w:t>4. Файл обрабатывается через временный файл.</w:t>
       </w:r>
@@ -1077,8 +1070,7 @@
     <w:p>
       <w:pPr>
         <w:pStyle w:val="Normal"/>
-        <w:pBdr/>
-        <w:shd w:fill="FFFFFF" w:val="clear"/>
+        <w:shd w:val="clear" w:fill="FFFFFF"/>
         <w:rPr>
           <w:rFonts w:ascii="JetBrains Mono" w:hAnsi="JetBrains Mono"/>
           <w:b w:val="false"/>
@@ -3187,8 +3179,7 @@
     <w:p>
       <w:pPr>
         <w:pStyle w:val="Normal"/>
-        <w:pBdr/>
-        <w:shd w:fill="FFFFFF" w:val="clear"/>
+        <w:shd w:val="clear" w:fill="FFFFFF"/>
         <w:rPr>
           <w:rFonts w:ascii="JetBrains Mono" w:hAnsi="JetBrains Mono"/>
           <w:b w:val="false"/>
@@ -7602,8 +7593,7 @@
     <w:p>
       <w:pPr>
         <w:pStyle w:val="Normal"/>
-        <w:pBdr/>
-        <w:shd w:fill="FFFFFF" w:val="clear"/>
+        <w:shd w:val="clear" w:fill="FFFFFF"/>
         <w:rPr>
           <w:rFonts w:ascii="JetBrains Mono" w:hAnsi="JetBrains Mono"/>
           <w:b w:val="false"/>
@@ -13442,8 +13432,7 @@
     <w:p>
       <w:pPr>
         <w:pStyle w:val="Normal"/>
-        <w:pBdr/>
-        <w:shd w:fill="FFFFFF" w:val="clear"/>
+        <w:shd w:val="clear" w:fill="FFFFFF"/>
         <w:rPr>
           <w:rFonts w:ascii="JetBrains Mono" w:hAnsi="JetBrains Mono"/>
           <w:b w:val="false"/>
@@ -18043,8 +18032,8 @@
     <w:p>
       <w:pPr>
         <w:pStyle w:val="Normal"/>
-        <w:pBdr/>
-        <w:shd w:fill="FFFFFF" w:val="clear"/>
+        <w:shd w:val="clear" w:fill="FFFFFF"/>
+        <w:spacing w:before="0" w:after="160"/>
         <w:jc w:val="center"/>
         <w:rPr>
           <w:rFonts w:ascii="JetBrains Mono" w:hAnsi="JetBrains Mono"/>
@@ -18068,8 +18057,7 @@
     <w:p>
       <w:pPr>
         <w:pStyle w:val="Normal"/>
-        <w:pBdr/>
-        <w:shd w:fill="FFFFFF" w:val="clear"/>
+        <w:shd w:val="clear" w:fill="FFFFFF"/>
         <w:rPr>
           <w:rFonts w:ascii="JetBrains Mono" w:hAnsi="JetBrains Mono"/>
           <w:b w:val="false"/>
@@ -18559,46 +18547,7 @@
         <w:rPr/>
         <w:t>23. Алгоритм удаления записей из файла.</w:t>
         <w:br/>
-      </w:r>
-      <w:r>
-        <w:rPr/>
-        <w:t xml:space="preserve">1. </w:t>
-      </w:r>
-      <w:r>
-        <w:rPr/>
-        <w:t xml:space="preserve">Чтение </w:t>
-      </w:r>
-      <w:r>
-        <w:rPr/>
-        <w:t xml:space="preserve">2. </w:t>
-      </w:r>
-      <w:r>
-        <w:rPr/>
-        <w:t xml:space="preserve">запись в temp без удаляемых </w:t>
-      </w:r>
-      <w:r>
-        <w:rPr/>
-        <w:t>3.</w:t>
-      </w:r>
-      <w:r>
-        <w:rPr/>
-        <w:t xml:space="preserve"> </w:t>
-      </w:r>
-      <w:r>
-        <w:rPr/>
-        <w:t xml:space="preserve">замена </w:t>
-      </w:r>
-      <w:r>
-        <w:rPr/>
-        <w:t>файл</w:t>
-      </w:r>
-      <w:r>
-        <w:rPr/>
-        <w:t>а</w:t>
-      </w:r>
-      <w:r>
-        <w:rPr/>
-        <w:t>.</w:t>
+        <w:t>1. Чтение 2. запись в temp без удаляемых 3. замена файла.</w:t>
       </w:r>
     </w:p>
     <w:p>
@@ -18622,30 +18571,7 @@
         <w:rPr/>
         <w:t>25. Алгоритм изменения записей в файле.</w:t>
         <w:br/>
-      </w:r>
-      <w:r>
-        <w:rPr/>
-        <w:t xml:space="preserve">1. </w:t>
-      </w:r>
-      <w:r>
-        <w:rPr/>
-        <w:t xml:space="preserve">Чтение </w:t>
-      </w:r>
-      <w:r>
-        <w:rPr/>
-        <w:t>2.</w:t>
-      </w:r>
-      <w:r>
-        <w:rPr/>
-        <w:t xml:space="preserve"> запись в temp с заменой нужных </w:t>
-      </w:r>
-      <w:r>
-        <w:rPr/>
-        <w:t>3.</w:t>
-      </w:r>
-      <w:r>
-        <w:rPr/>
-        <w:t xml:space="preserve"> заменить файл.</w:t>
+        <w:t>1. Чтение 2. запись в temp с заменой нужных 3. заменить файл.</w:t>
       </w:r>
     </w:p>
     <w:p>
@@ -18783,7 +18709,7 @@
         <w:pStyle w:val="Normal"/>
         <w:widowControl/>
         <w:suppressAutoHyphens w:val="true"/>
-        <w:overflowPunct w:val="false"/>
+        <w:overflowPunct w:val="true"/>
         <w:bidi w:val="0"/>
         <w:spacing w:lineRule="auto" w:line="259" w:before="0" w:after="160"/>
         <w:jc w:val="left"/>
@@ -19087,7 +19013,7 @@
     <w:pPr>
       <w:widowControl/>
       <w:suppressAutoHyphens w:val="true"/>
-      <w:overflowPunct w:val="false"/>
+      <w:overflowPunct w:val="true"/>
       <w:bidi w:val="0"/>
       <w:spacing w:lineRule="auto" w:line="259" w:before="0" w:after="160"/>
       <w:jc w:val="left"/>
